--- a/outputs/buch-schuldgefuehle/das-schlechte-gewissen-Taschenbuch.docx
+++ b/outputs/buch-schuldgefuehle/das-schlechte-gewissen-Taschenbuch.docx
@@ -1441,7 +1441,7 @@
           <w:sz w:val="220"/>
           <w:szCs w:val="220"/>
         </w:rPr>
-        <w:t xml:space="preserve">Ein gesundes Gewissen ist präzise. Es meldet sich, wenn du etwas getan oder unterlassen hast, das gegen deine eigenen Werte verstösst. Du weisst, wofür du dich schämst oder bereust. Es motiviert zur Wiedergutmachung, zu einem aufrichtigen Gespräch, zu einer Korrektur des eigenen Verhaltens. Und wenn das geschehen ist, löst es sich auf. Das gesunde Gewissen hat ein Ende. Es kommt, tut seine Arbeit, und geht. Es ist ein Wegweiser, kein Bewohner.</w:t>
+        <w:t>Ein gesundes Gewissen ist präzise. Es meldet sich, wenn du etwas getan oder unterlassen hast, das gegen deine eigenen Werte verstösst, und löst sich wieder auf, sobald du reagierst. Es hat ein Ende. Wie genau du das eine vom anderen unterscheidest, zeigt Kapitel 3.</w:t>
       </w:r>
     </w:p>
     <w:p>
@@ -4651,7 +4651,7 @@
           <w:sz w:val="220"/>
           <w:szCs w:val="220"/>
         </w:rPr>
-        <w:t xml:space="preserve">Das ist der Beginn einer anderen Art, mit sich selbst zu sein.</w:t>
+        <w:t>Der Nacken zieht manchmal noch. Aber Hanna fragt inzwischen nach, bevor sie zur nächsten Massage greift.</w:t>
       </w:r>
     </w:p>
     <w:p>
@@ -6168,7 +6168,7 @@
           <w:sz w:val="220"/>
           <w:szCs w:val="220"/>
         </w:rPr>
-        <w:t xml:space="preserve">Schlaf. Nicht als Luxus, sondern als biologische Notwendigkeit. Zeit, in der wir nichts leisten. Nicht Pausen zwischen Aufgaben, sondern echte Stille. Momente, in denen das Schuldgefühl vielleicht kommt und fragt: Was machst du hier? Und wir trotzdem bleiben. Essen, das gut ist, nicht nur schnell. Bewegung, die wir mögen, nicht nur erledigen. Gespräche, die uns nähren, nicht nur verbrauchen. Beziehungen, in denen wir empfangen dürfen, nicht nur geben.</w:t>
+        <w:t>Nicht die immer gleiche Liste aus Schlaf, Ernährung und Bewegung, die du ohnehin schon kennst. Sondern die Frage, die das chronische Schuldgefühl nie zulässt: Ist das echte Erschöpfung, oder ist es das alte Pflicht-Muster, das dir sagt, du müsstest noch mehr geben? Nur du kannst das beantworten. Und die Antwort ändert sich von Woche zu Woche.</w:t>
       </w:r>
     </w:p>
     <w:p>
@@ -6219,7 +6219,7 @@
           <w:sz w:val="220"/>
           <w:szCs w:val="220"/>
         </w:rPr>
-        <w:t xml:space="preserve">Das ist kein Egoismus. Das ist Weisheit.</w:t>
+        <w:t>Das Gefäss ist nach einem Nachmittag nicht plötzlich voll. Aber Marie weiss jetzt, dass sie es füllen darf.</w:t>
       </w:r>
     </w:p>
     <w:p>
@@ -6952,7 +6952,7 @@
           <w:sz w:val="220"/>
           <w:szCs w:val="220"/>
         </w:rPr>
-        <w:t xml:space="preserve">Sophia hat noch immer Momente, wo sie merkt, dass sie etwas besser hätte machen können. Wo sie sich aufrichtig entschuldigt, wenn sie jemanden verletzt hat. Das gesunde Gewissen ist noch da. Es kommt, zeigt auf etwas Konkretes, und geht wieder. Es hat ein Ende.</w:t>
+        <w:t>Sophia hat noch immer Momente, wo sie merkt, dass sie etwas besser hätte machen können. Wo sie sich aufrichtig entschuldigt, wenn sie jemanden verletzt hat. Das gesunde Gewissen aus Kapitel 3 ist noch da. Der Unterschied zu früher: Sie hört ihm zu, statt sich von ihm verwalten zu lassen.</w:t>
       </w:r>
     </w:p>
     <w:p>
@@ -7395,24 +7395,24 @@
           <w:sz w:val="220"/>
           <w:szCs w:val="220"/>
         </w:rPr>
-        <w:t xml:space="preserve">Du bist genug. Du warst es immer.</w:t>
-      </w:r>
-    </w:p>
-    <w:p>
-      <w:pPr>
-        <w:spacing w:after="120" w:before="0"/>
-        <w:jc w:val="both"/>
-      </w:pPr>
-      <w:r>
-        <w:rPr>
-          <w:rFonts w:ascii="Georgia" w:cs="Georgia" w:eastAsia="Georgia" w:hAnsi="Georgia"/>
-          <w:b w:val="false"/>
-          <w:bCs w:val="false"/>
-          <w:color w:val="2C2C2C"/>
-          <w:sz w:val="220"/>
-          <w:szCs w:val="220"/>
-        </w:rPr>
-        <w:t xml:space="preserve">Nicht weil du alles richtig gemacht hast. Nicht weil du niemanden enttäuscht hast. Nicht weil du perfekt warst oder weil alle zufrieden sind. Sondern weil Genug-Sein nicht an Bedingungen geknüpft ist. Weil du nicht erst etwas verdienen musst, um zu existieren.</w:t>
+        <w:t>Das Schuldgefühl war lange deine heimliche Chefin. Zeit, dass wieder du entscheidest.</w:t>
+      </w:r>
+    </w:p>
+    <w:p>
+      <w:pPr>
+        <w:spacing w:after="120" w:before="0"/>
+        <w:jc w:val="both"/>
+      </w:pPr>
+      <w:r>
+        <w:rPr>
+          <w:rFonts w:ascii="Georgia" w:cs="Georgia" w:eastAsia="Georgia" w:hAnsi="Georgia"/>
+          <w:b w:val="false"/>
+          <w:bCs w:val="false"/>
+          <w:color w:val="2C2C2C"/>
+          <w:sz w:val="220"/>
+          <w:szCs w:val="220"/>
+        </w:rPr>
+        <w:t>Nicht weil du alles richtig gemacht hast. Nicht weil du niemanden enttäuscht hast. Nicht weil du perfekt warst oder weil alle zufrieden sind. Sondern weil ein Alarm kein Urteil ist. Und weil Reue, die nach vorne schaut, mehr wert ist als ein Gewissen, das nur zurückblickt.</w:t>
       </w:r>
     </w:p>
     <w:p>
@@ -8181,53 +8181,9 @@
           <w:rFonts w:ascii="Georgia" w:hAnsi="Georgia"/>
           <w:b w:val="0"/>
           <w:i w:val="0"/>
-          <w:sz w:val="34"/>
-        </w:rPr>
-        <w:t>Und wenn es mehr ist als ein schlechter Tag</w:t>
-      </w:r>
-    </w:p>
-    <w:p>
-      <w:r>
-        <w:rPr>
-          <w:rFonts w:ascii="Georgia" w:hAnsi="Georgia"/>
-          <w:b w:val="0"/>
-          <w:i w:val="0"/>
           <w:sz w:val="22"/>
         </w:rPr>
-        <w:t>Wenn du seit Wochen nicht mehr herauskommst. Wenn du nachts wach liegst und denkst, dass es ohne dich leichter wäre.</w:t>
-      </w:r>
-    </w:p>
-    <w:p>
-      <w:r>
-        <w:rPr>
-          <w:rFonts w:ascii="Georgia" w:hAnsi="Georgia"/>
-          <w:b w:val="0"/>
-          <w:i w:val="0"/>
-          <w:sz w:val="22"/>
-        </w:rPr>
-        <w:t>Dann ist dieses Buch nicht genug. Das ist keine Schwäche, das ist einfach so.</w:t>
-      </w:r>
-    </w:p>
-    <w:p>
-      <w:r>
-        <w:rPr>
-          <w:rFonts w:ascii="Georgia" w:hAnsi="Georgia"/>
-          <w:b w:val="0"/>
-          <w:i w:val="0"/>
-          <w:sz w:val="22"/>
-        </w:rPr>
-        <w:t>Ruf an. Kostenlos, anonym, Tag und Nacht besetzt.</w:t>
-      </w:r>
-    </w:p>
-    <w:p>
-      <w:r>
-        <w:rPr>
-          <w:rFonts w:ascii="Georgia" w:hAnsi="Georgia"/>
-          <w:b w:val="0"/>
-          <w:i w:val="0"/>
-          <w:sz w:val="22"/>
-        </w:rPr>
-        <w:t>Schweiz 143 · Deutschland 0800 111 0 111 · Österreich 142</w:t>
+        <w:t>Geht es dir gerade schlechter als nur an einem einzelnen Tag? Die Nummern dafür stehen am Anfang dieses Buches und noch einmal unter „Notfall und professionelle Hilfe“ weiter oben.</w:t>
       </w:r>
     </w:p>
     <w:p/>

--- a/outputs/buch-schuldgefuehle/das-schlechte-gewissen-Taschenbuch.docx
+++ b/outputs/buch-schuldgefuehle/das-schlechte-gewissen-Taschenbuch.docx
@@ -2753,7 +2753,7 @@
           <w:sz w:val="220"/>
           <w:szCs w:val="220"/>
         </w:rPr>
-        <w:t xml:space="preserve">Ich kenne dieses Muster sehr gut. Es gehört zu den häufigsten Dingen, die ich in meiner Praxis sehe. Und es hat fast immer dieselbe Wurzel.</w:t>
+        <w:t>Ich kenne dieses Muster sehr gut. Es gehört zu den häufigsten Dingen, die ich in meiner Arbeit als Coachin sehe. Und es hat fast immer dieselbe Wurzel.</w:t>
       </w:r>
     </w:p>
     <w:p>
@@ -7532,7 +7532,7 @@
           <w:sz w:val="220"/>
           <w:szCs w:val="220"/>
         </w:rPr>
-        <w:t xml:space="preserve">Dieses Buch ist entstanden aus Hunderten von Gesprächen mit Frauen, die mir ihr Vertrauen geschenkt haben. In meiner Praxis, in Kursen, in zufälligen Momenten, in denen jemand etwas gesagt hat, das ich nie vergessen habe. Ihnen gilt mein tiefster Dank. Ohne diese Gespräche wäre dieses Buch nicht möglich gewesen.</w:t>
+        <w:t>Dieses Buch ist entstanden aus Hunderten von Gesprächen mit Frauen, die mir ihr Vertrauen geschenkt haben. In Coaching-Gesprächen, in Kursen, in zufälligen Momenten, in denen jemand etwas gesagt hat, das ich nie vergessen habe. Ihnen gilt mein tiefster Dank. Ohne diese Gespräche wäre dieses Buch nicht möglich gewesen.</w:t>
       </w:r>
     </w:p>
     <w:p>

--- a/outputs/buch-schuldgefuehle/das-schlechte-gewissen-Taschenbuch.docx
+++ b/outputs/buch-schuldgefuehle/das-schlechte-gewissen-Taschenbuch.docx
@@ -936,6 +936,23 @@
           <w:sz w:val="220"/>
           <w:szCs w:val="220"/>
         </w:rPr>
+        <w:t xml:space="preserve">Noch etwas Praktisches, bevor es losgeht: Am Ende dieses Buches wartet ein kostenloses Extra für dich. Du musst es jetzt nicht im Kopf behalten, es kommt dort noch einmal.</w:t>
+      </w:r>
+    </w:p>
+    <w:p>
+      <w:pPr>
+        <w:spacing w:after="120" w:before="0"/>
+        <w:jc w:val="both"/>
+      </w:pPr>
+      <w:r>
+        <w:rPr>
+          <w:rFonts w:ascii="Georgia" w:cs="Georgia" w:eastAsia="Georgia" w:hAnsi="Georgia"/>
+          <w:b w:val="false"/>
+          <w:bCs w:val="false"/>
+          <w:color w:val="2C2C2C"/>
+          <w:sz w:val="220"/>
+          <w:szCs w:val="220"/>
+        </w:rPr>
         <w:t xml:space="preserve">Ich bin froh, dass du anfängst.</w:t>
       </w:r>
     </w:p>
@@ -1526,7 +1543,7 @@
           <w:sz w:val="220"/>
           <w:szCs w:val="220"/>
         </w:rPr>
-        <w:t>Das Nervensystem unterscheidet nicht klar zwischen einer konkreten äusseren Bedrohung und einem diffusen inneren Vorwurf. Es kann auf beides ähnlich reagieren, mit Anspannung, mit einem Körper, der bereit ist, auf eine Gefahr zu reagieren, die er nicht greifen kann. Wird dieser Zustand zum Dauerzustand, kann das dem Körper auf Dauer zusetzen. Mehr dazu in Kapitel 8.</w:t>
+        <w:t>Ein Teil von dir unterscheidet nicht klar zwischen einer konkreten äusseren Bedrohung und einem diffusen inneren Vorwurf. Er kann auf beides ähnlich reagieren, mit Anspannung, mit einem Körper, der bereit ist, auf eine Gefahr zu reagieren, die er nicht greifen kann. Wird dieser Zustand zum Dauerzustand, kann das dem Körper auf Dauer zusetzen. Mehr dazu in Kapitel 8.</w:t>
       </w:r>
     </w:p>
     <w:p>
@@ -1628,7 +1645,24 @@
           <w:sz w:val="220"/>
           <w:szCs w:val="220"/>
         </w:rPr>
-        <w:t xml:space="preserve">Nicht durch einen Entschluss. Muster, die tief eingeschrieben sind und die das Nervensystem seit Jahrzehnten kennt, verändern sich durch wiederholte neue Erfahrungen, durch Verständnis, durch das allmähliche Erkennen, dass die alte Reaktion nicht mehr notwendig ist. Das ist kein gerader Weg. Aber er existiert.</w:t>
+        <w:t>Nicht durch einen Entschluss. Muster, die tief eingeschrieben sind und die ein Teil von dir seit Jahrzehnten kennt, verändern sich durch wiederholte neue Erfahrungen, durch Verständnis, durch das allmähliche Erkennen, dass die alte Reaktion nicht mehr notwendig ist. Das ist kein gerader Weg. Aber er existiert.</w:t>
+      </w:r>
+    </w:p>
+    <w:p>
+      <w:pPr>
+        <w:spacing w:after="120" w:before="0"/>
+        <w:jc w:val="both"/>
+      </w:pPr>
+      <w:r>
+        <w:rPr>
+          <w:rFonts w:ascii="Georgia" w:cs="Georgia" w:eastAsia="Georgia" w:hAnsi="Georgia"/>
+          <w:b w:val="false"/>
+          <w:bCs w:val="false"/>
+          <w:color w:val="2C2C2C"/>
+          <w:sz w:val="220"/>
+          <w:szCs w:val="220"/>
+        </w:rPr>
+        <w:t xml:space="preserve">Eine erste konkrete Übung dafür: Wenn das Gefühl morgens kommt, bevor du weisst, wofür, sag es dir selbst in Worten. Am besten laut, wenn du allein bist. Da ist mein Aufseher wieder. Nicht mehr. Du musst ihm nicht widersprechen und ihm nicht recht geben. Das Benennen allein nimmt ihm einen Teil seiner Macht, denn er funktioniert am besten, solange er unbenannt bleibt und du ihn für deine eigene Stimme hältst.</w:t>
       </w:r>
     </w:p>
     <w:p>
@@ -1884,7 +1918,7 @@
           <w:sz w:val="220"/>
           <w:szCs w:val="220"/>
         </w:rPr>
-        <w:t xml:space="preserve">Nicht unbedingt in einer dramatischen Geschichte. Nicht unbedingt in offensichtlicher Vernachlässigung oder Misshandlung. Oft in kleinen, wiederholten Momenten, die allein betrachtet harmlos erscheinen, die allein betrachtet nichts erklären, die aber zusammengenommen eine Botschaft formen, die sich ins Nervensystem einschreibt. Lautlos, kontinuierlich, tief.</w:t>
+        <w:t>Nicht unbedingt in einer dramatischen Geschichte. Nicht unbedingt in offensichtlicher Vernachlässigung oder Misshandlung. Oft in kleinen, wiederholten Momenten, die allein betrachtet harmlos erscheinen, die allein betrachtet nichts erklären, die aber zusammengenommen eine Botschaft formen, die sich in den Körper einschreibt. Lautlos, kontinuierlich, tief.</w:t>
       </w:r>
     </w:p>
     <w:p>
@@ -1918,7 +1952,7 @@
           <w:sz w:val="220"/>
           <w:szCs w:val="220"/>
         </w:rPr>
-        <w:t xml:space="preserve">Die Bindungsforschung, begründet von John Bowlby in den fünfziger Jahren und seither durch Jahrzehnte empirischer Forschung vertieft, hat gezeigt, wie fundamental dieses Grundbedürfnis ist. Kinder passen ihr Verhalten an die verfügbaren Bezugspersonen an. Sie lernen, was sie tun müssen, um Nähe zu bekommen. Was sie vermeiden müssen, um keine Kälte oder Ablehnung zu riskieren. Wie sie die Stimmung der Erwachsenen lesen können, um Gefahren vorherzusagen.</w:t>
+        <w:t>Was Kinder über Bindung und Sicherheit brauchen, ist über Jahrzehnte gut erforscht und zeigt immer wieder dasselbe Bild. Kinder passen ihr Verhalten an die verfügbaren Bezugspersonen an. Sie lernen, was sie tun müssen, um Nähe zu bekommen. Was sie vermeiden müssen, um keine Kälte oder Ablehnung zu riskieren. Wie sie die Stimmung der Erwachsenen lesen können, um Gefahren vorherzusagen.</w:t>
       </w:r>
     </w:p>
     <w:p>
@@ -2088,7 +2122,7 @@
           <w:sz w:val="220"/>
           <w:szCs w:val="220"/>
         </w:rPr>
-        <w:t xml:space="preserve">Nina hat mit vierzig zum ersten Mal über diesen Samstagnachmittag gesprochen. In einer Therapiestunde, nach langem Schweigen, fast beiläufig. Sie hatte nicht erwartet, dass es wichtig war. Es war ja nichts Grosses passiert.</w:t>
+        <w:t>Nina hat mit vierzig zum ersten Mal über diesen Samstagnachmittag gesprochen. In einem unserer Gespräche, nach langem Schweigen, fast beiläufig. Sie hatte nicht erwartet, dass es wichtig war. Es war ja nichts Grosses passiert.</w:t>
       </w:r>
     </w:p>
     <w:p>
@@ -2804,7 +2838,7 @@
           <w:sz w:val="220"/>
           <w:szCs w:val="220"/>
         </w:rPr>
-        <w:t>Als Erwachsene zeigt sich das so: Wenn jemand in meiner Nähe unglücklich ist, habe ich etwas falsch gemacht, oder ich muss jetzt sofort etwas tun. Diese Überzeugung ist nicht rational erreichbar. Sie sitzt im Nervensystem, nicht im Kopf.</w:t>
+        <w:t>Als Erwachsene zeigt sich das so: Wenn jemand in meiner Nähe unglücklich ist, habe ich etwas falsch gemacht, oder ich muss jetzt sofort etwas tun. Diese Überzeugung ist nicht rational erreichbar. Sie sitzt im Körper, nicht im Kopf.</w:t>
       </w:r>
     </w:p>
     <w:p>
@@ -2974,7 +3008,7 @@
           <w:sz w:val="220"/>
           <w:szCs w:val="220"/>
         </w:rPr>
-        <w:t xml:space="preserve">Die Stimmung des anderen als Information, nicht als Schuldzuweisung. Das klingt einfach, und es ist für jemanden wie Monika einer der schwierigsten Schritte überhaupt. Weil ihr Nervensystem jahrzehntelang genau das Gegenteil geübt hat.</w:t>
+        <w:t>Die Stimmung des anderen als Information, nicht als Schuldzuweisung. Das klingt einfach, und es ist für jemanden wie Monika einer der schwierigsten Schritte überhaupt. Weil ein Teil von ihr jahrzehntelang genau das Gegenteil geübt hat.</w:t>
       </w:r>
     </w:p>
     <w:p>
@@ -3247,6 +3281,23 @@
           <w:sz w:val="220"/>
           <w:szCs w:val="220"/>
         </w:rPr>
+        <w:t xml:space="preserve">Dieses Bild wirkt nicht nur von aussen. Es setzt sich im Körper fest, genauso wie die Stimme aus Kapitel 1, die nie schläft. Bei einer Mutter hat dieser innere Aufseher nur mehr Stoff zum Arbeiten: Jede Alltagsentscheidung, vom Znüni bis zur Bildschirmzeit, wird zu einem neuen Beweisstück, über das er urteilt.</w:t>
+      </w:r>
+    </w:p>
+    <w:p>
+      <w:pPr>
+        <w:spacing w:after="120" w:before="0"/>
+        <w:jc w:val="both"/>
+      </w:pPr>
+      <w:r>
+        <w:rPr>
+          <w:rFonts w:ascii="Georgia" w:cs="Georgia" w:eastAsia="Georgia" w:hAnsi="Georgia"/>
+          <w:b w:val="false"/>
+          <w:bCs w:val="false"/>
+          <w:color w:val="2C2C2C"/>
+          <w:sz w:val="220"/>
+          <w:szCs w:val="220"/>
+        </w:rPr>
         <w:t xml:space="preserve">Was brauchen Kinder wirklich?</w:t>
       </w:r>
     </w:p>
@@ -3264,24 +3315,24 @@
           <w:sz w:val="220"/>
           <w:szCs w:val="220"/>
         </w:rPr>
-        <w:t>Nicht perfekte Mütter. Die Forschung ist da sehr klar. Kinder brauchen keine perfekte Mutter. Sie brauchen eine ausreichend gute. Der britische Kinderpsychiater Donald Winnicott prägte dafür den Begriff „good enough mother“, die ausreichend gute Mutter. Es ist eines der befreiendsten Konzepte, die ich in meiner Arbeit kenne.</w:t>
-      </w:r>
-    </w:p>
-    <w:p>
-      <w:pPr>
-        <w:spacing w:after="120" w:before="0"/>
-        <w:jc w:val="both"/>
-      </w:pPr>
-      <w:r>
-        <w:rPr>
-          <w:rFonts w:ascii="Georgia" w:cs="Georgia" w:eastAsia="Georgia" w:hAnsi="Georgia"/>
-          <w:b w:val="false"/>
-          <w:bCs w:val="false"/>
-          <w:color w:val="2C2C2C"/>
-          <w:sz w:val="220"/>
-          <w:szCs w:val="220"/>
-        </w:rPr>
-        <w:t xml:space="preserve">Ausreichend gute Fürsorge bedeutet: nicht immer, nicht alles, nicht perfekt. Es bedeutet ausreichende emotionale Verfügbarkeit. Ausreichende Verlässlichkeit. Und, das ist der Teil, der Müttern selten gesagt wird, ausreichend viele kleine Misserfolge. Winnicott beschrieb, wie die kleinen unvermeidlichen Enttäuschungen des Alltags Kindern helfen, Frustrationstoleranz aufzubauen. Die Mutter, die nicht sofort auf jeden Ruf reagiert. Der Vater, der zu müde ist für das dritte Spiel hintereinander. Diese Momente sind keine Traumata. Sie sind Teil eines gesunden Aufwachsens.</w:t>
+        <w:t>Nicht perfekte Mütter. Die Forschung ist da sehr klar. Kinder brauchen keine perfekte Mutter. Sie brauchen eine ausreichend gute, dafür gibt es sogar einen eigenen Begriff: die ausreichend gute Mutter. Es ist eines der befreiendsten Konzepte, die ich in meiner Arbeit kenne.</w:t>
+      </w:r>
+    </w:p>
+    <w:p>
+      <w:pPr>
+        <w:spacing w:after="120" w:before="0"/>
+        <w:jc w:val="both"/>
+      </w:pPr>
+      <w:r>
+        <w:rPr>
+          <w:rFonts w:ascii="Georgia" w:cs="Georgia" w:eastAsia="Georgia" w:hAnsi="Georgia"/>
+          <w:b w:val="false"/>
+          <w:bCs w:val="false"/>
+          <w:color w:val="2C2C2C"/>
+          <w:sz w:val="220"/>
+          <w:szCs w:val="220"/>
+        </w:rPr>
+        <w:t>Ausreichend gute Fürsorge bedeutet: nicht immer, nicht alles, nicht perfekt. Es bedeutet ausreichende emotionale Verfügbarkeit. Ausreichende Verlässlichkeit. Und, das ist der Teil, der Müttern selten gesagt wird, ausreichend viele kleine Misserfolge. Die kleinen, unvermeidlichen Enttäuschungen des Alltags helfen Kindern, Frustration auszuhalten, statt sie zu fürchten. Die Mutter, die nicht sofort auf jeden Ruf reagiert. Der Vater, der zu müde ist für das dritte Spiel hintereinander. Diese Momente sind keine Traumata. Sie sind Teil eines gesunden Aufwachsens.</w:t>
       </w:r>
     </w:p>
     <w:p>
@@ -4089,24 +4140,24 @@
           <w:sz w:val="220"/>
           <w:szCs w:val="220"/>
         </w:rPr>
-        <w:t xml:space="preserve">Das Nervensystem hat über Jahre, über Jahrzehnte, gespeichert: Wenn ich für andere da bin, bin ich sicher. Wenn ich gebe, bekomme ich Zugehörigkeit. Wenn ich Nein sage, riskiere ich Ablehnung, Kälte, den Verlust von Verbindung. Das ist die Programmierung aus der Kindheit, die wir in Kapitel 2 besprochen haben. Sie sitzt nicht im Verstand. Sie sitzt im Körper.</w:t>
-      </w:r>
-    </w:p>
-    <w:p>
-      <w:pPr>
-        <w:spacing w:after="120" w:before="0"/>
-        <w:jc w:val="both"/>
-      </w:pPr>
-      <w:r>
-        <w:rPr>
-          <w:rFonts w:ascii="Georgia" w:cs="Georgia" w:eastAsia="Georgia" w:hAnsi="Georgia"/>
-          <w:b w:val="false"/>
-          <w:bCs w:val="false"/>
-          <w:color w:val="2C2C2C"/>
-          <w:sz w:val="220"/>
-          <w:szCs w:val="220"/>
-        </w:rPr>
-        <w:t xml:space="preserve">Wenn du Nein sagst, registriert das Nervensystem: Abweichung vom alten Muster. Alarm. Mögliche Gefahr. Und es sendet das Signal, das in solchen Situationen immer gesendet wurde: Schuldgefühl. Korrekturbedarf. Tu etwas.</w:t>
+        <w:t>Ein Teil von dir hat über Jahre, über Jahrzehnte, gespeichert: Wenn ich für andere da bin, bin ich sicher. Wenn ich gebe, bekomme ich Zugehörigkeit. Wenn ich Nein sage, riskiere ich Ablehnung, Kälte, den Verlust von Verbindung. Das ist die Programmierung aus der Kindheit, die wir in Kapitel 2 besprochen haben. Sie sitzt nicht im Verstand. Sie sitzt im Körper.</w:t>
+      </w:r>
+    </w:p>
+    <w:p>
+      <w:pPr>
+        <w:spacing w:after="120" w:before="0"/>
+        <w:jc w:val="both"/>
+      </w:pPr>
+      <w:r>
+        <w:rPr>
+          <w:rFonts w:ascii="Georgia" w:cs="Georgia" w:eastAsia="Georgia" w:hAnsi="Georgia"/>
+          <w:b w:val="false"/>
+          <w:bCs w:val="false"/>
+          <w:color w:val="2C2C2C"/>
+          <w:sz w:val="220"/>
+          <w:szCs w:val="220"/>
+        </w:rPr>
+        <w:t>Wenn du Nein sagst, registriert dieser Teil von dir: Abweichung vom alten Muster. Alarm. Mögliche Gefahr. Und er sendet das Signal, das in solchen Situationen immer gesendet wurde: Schuldgefühl. Korrekturbedarf. Tu etwas.</w:t>
       </w:r>
     </w:p>
     <w:p>
@@ -4191,24 +4242,24 @@
           <w:sz w:val="220"/>
           <w:szCs w:val="220"/>
         </w:rPr>
-        <w:t xml:space="preserve">Und beim Nein bleiben, auch wenn das Schuldgefühl sich meldet. Das Nein zurücknehmen oder sich übermässig erklären oder kompensieren, das gibt kurzfristige Erleichterung. Aber es bestätigt die alte Programmierung: Das Schuldgefühl war berechtigt. Das Nein war falsch. Beim Nein bleiben, auch mit dem Schuldgefühl, ist das Einzige, was das Nervensystem langfristig überzeugt.</w:t>
-      </w:r>
-    </w:p>
-    <w:p>
-      <w:pPr>
-        <w:spacing w:after="120" w:before="0"/>
-        <w:jc w:val="both"/>
-      </w:pPr>
-      <w:r>
-        <w:rPr>
-          <w:rFonts w:ascii="Georgia" w:cs="Georgia" w:eastAsia="Georgia" w:hAnsi="Georgia"/>
-          <w:b w:val="false"/>
-          <w:bCs w:val="false"/>
-          <w:color w:val="2C2C2C"/>
-          <w:sz w:val="220"/>
-          <w:szCs w:val="220"/>
-        </w:rPr>
-        <w:t xml:space="preserve">Und dann warten und beobachten. Was passiert wirklich, wenn du Nein sagst? Ist die Freundschaft tatsächlich anders? Wurde die Freundin tatsächlich wütend? Hat die Mutter aufgehört, dich zu lieben? Sehr oft ist die Antwort: Nein. Die befürchtete Katastrophe ist ausgeblieben. Und jede Erfahrung, in der das Nein keine Katastrophe ausgelöst hat, schreibt sich ins Nervensystem ein. Langsam, aber real.</w:t>
+        <w:t>Und beim Nein bleiben, auch wenn das Schuldgefühl sich meldet. Das Nein zurücknehmen oder sich übermässig erklären oder kompensieren, das gibt kurzfristige Erleichterung. Aber es bestätigt die alte Programmierung: Das Schuldgefühl war berechtigt. Das Nein war falsch. Beim Nein bleiben, auch mit dem Schuldgefühl, ist das Einzige, was diesen Teil von dir langfristig überzeugt.</w:t>
+      </w:r>
+    </w:p>
+    <w:p>
+      <w:pPr>
+        <w:spacing w:after="120" w:before="0"/>
+        <w:jc w:val="both"/>
+      </w:pPr>
+      <w:r>
+        <w:rPr>
+          <w:rFonts w:ascii="Georgia" w:cs="Georgia" w:eastAsia="Georgia" w:hAnsi="Georgia"/>
+          <w:b w:val="false"/>
+          <w:bCs w:val="false"/>
+          <w:color w:val="2C2C2C"/>
+          <w:sz w:val="220"/>
+          <w:szCs w:val="220"/>
+        </w:rPr>
+        <w:t>Und dann warten und beobachten. Was passiert wirklich, wenn du Nein sagst? Ist die Freundschaft tatsächlich anders? Wurde die Freundin tatsächlich wütend? Hat die Mutter aufgehört, dich zu lieben? Sehr oft ist die Antwort: Nein. Die befürchtete Katastrophe ist ausgeblieben. Und jede Erfahrung, in der das Nein keine Katastrophe ausgelöst hat, schreibt sich in dich ein. Langsam, aber real.</w:t>
       </w:r>
     </w:p>
     <w:p>
@@ -4464,7 +4515,7 @@
           <w:sz w:val="220"/>
           <w:szCs w:val="220"/>
         </w:rPr>
-        <w:t>Chronisches Schuldgefühl ist kein rein emotionales Phänomen. Es kann sich auch körperlich bemerkbar machen: Das Stresssystem wird aktiviert, der Körper bleibt angespannt, als müsste er auf eine Bedrohung reagieren. Ruhe und tiefe Erholung kommen dann oft zu kurz.</w:t>
+        <w:t>Chronisches Schuldgefühl ist kein rein emotionales Phänomen. Es kann sich auch körperlich bemerkbar machen: Der Körper schaltet in eine Art Habachtstellung, bleibt angespannt, als müsste er auf eine Bedrohung reagieren. Ruhe und tiefe Erholung kommen dann oft zu kurz.</w:t>
       </w:r>
     </w:p>
     <w:p>
@@ -4515,7 +4566,7 @@
           <w:sz w:val="220"/>
           <w:szCs w:val="220"/>
         </w:rPr>
-        <w:t>Der Psychiater und Traumaforscher Bessel van der Kolk beschrieb in seinem vielgelesenen Buch „The Body Keeps the Score“, wie emotionale Erfahrungen sich im Körper einschreiben, wie das Nervensystem Muster speichert, die weit über das bewusste Gedächtnis hinausgehen. Der Körper erinnert sich, auch wenn der Verstand es längst „abgehakt“ hat. Das gilt für Traumata im klinischen Sinne. Und es gilt, in einer abgeschwächten, aber real spürbaren Form, auch für chronische Belastungsmuster wie das Dauerschuldgefühl.</w:t>
+        <w:t>Emotionale Erfahrungen schreiben sich im Körper ein. Das ist gut belegt. Der Körper merkt sich Muster, die weit über das bewusste Erinnern hinausgehen. Er erinnert sich, auch wenn der Verstand etwas längst „abgehakt“ hat. Das gilt für grosse Erschütterungen. Und es gilt, in einer abgeschwächten, aber real spürbaren Form, auch für chronische Belastungsmuster wie das Dauerschuldgefühl.</w:t>
       </w:r>
     </w:p>
     <w:p>
@@ -4788,7 +4839,7 @@
           <w:sz w:val="220"/>
           <w:szCs w:val="220"/>
         </w:rPr>
-        <w:t>Sie hat es erst bemerkt, als ihre Therapeutin fragte: „Was fühlst du, wenn dein Bruder wieder nicht zum Familientreffen kommt und du alles allein organisierst?“</w:t>
+        <w:t>Sie hat es erst bemerkt, als eine gute Freundin fragte: „Was fühlst du, wenn dein Bruder wieder nicht zum Familientreffen kommt und du alles allein organisierst?“</w:t>
       </w:r>
     </w:p>
     <w:p>
@@ -4822,7 +4873,7 @@
           <w:sz w:val="220"/>
           <w:szCs w:val="220"/>
         </w:rPr>
-        <w:t>Die Therapeutin schwieg kurz. Dann fragte sie ruhig, ohne Druck: „Das war keine Frage nach seinem Terminkalender. Was fühlst du?“</w:t>
+        <w:t>Die Freundin schwieg kurz. Dann fragte sie ruhig, ohne Druck: „Das war keine Frage nach seinem Terminkalender. Was fühlst du?“</w:t>
       </w:r>
     </w:p>
     <w:p>
@@ -5657,6 +5708,23 @@
           <w:sz w:val="220"/>
           <w:szCs w:val="220"/>
         </w:rPr>
+        <w:t xml:space="preserve">Diese Gabe ist nicht zufällig entstanden. Es ist dieselbe Wachsamkeit, die Monika in Kapitel 4 gelernt hat, als Kind, in einem Zuhause, in dem die Stimmung der Erwachsenen vorhersagte, ob der Abend gut oder schwierig werden würde. Wer früh lernen musste, eine Spannung zu spüren, bevor sie ausgesprochen wurde, hört als Erwachsene nicht einfach auf, danach zu suchen. Nur dass es jetzt nicht mehr um die Sicherheit am Küchentisch geht. Es geht um jeden Raum, den Anne betritt.</w:t>
+      </w:r>
+    </w:p>
+    <w:p>
+      <w:pPr>
+        <w:spacing w:after="120" w:before="0"/>
+        <w:jc w:val="both"/>
+      </w:pPr>
+      <w:r>
+        <w:rPr>
+          <w:rFonts w:ascii="Georgia" w:cs="Georgia" w:eastAsia="Georgia" w:hAnsi="Georgia"/>
+          <w:b w:val="false"/>
+          <w:bCs w:val="false"/>
+          <w:color w:val="2C2C2C"/>
+          <w:sz w:val="220"/>
+          <w:szCs w:val="220"/>
+        </w:rPr>
         <w:t xml:space="preserve">Wenn beim Abendessen jemand schlecht gelaunt ist, ist Anne sofort im Modus: Was kann ich tun? Was hätte ich anders machen sollen? Vielleicht hätte sie früher fertig kochen sollen, oder einen anderen Zeitpunkt für das heikle Thema wählen sollen, oder die Kinder früher ins Bett bringen sollen, oder gar nicht angefangen haben sollen, über dieses Thema zu sprechen.</w:t>
       </w:r>
     </w:p>
@@ -5776,7 +5844,7 @@
           <w:sz w:val="220"/>
           <w:szCs w:val="220"/>
         </w:rPr>
-        <w:t xml:space="preserve">Die Frage, die ich mit Frauen wie Anne in der Praxis erarbeite, ist einfach formuliert und trotzdem schwer wirklich zu beantworten: Was liegt wirklich in meinem Einflussbereich?</w:t>
+        <w:t>Die Frage, die ich mit Frauen wie Anne in meiner Arbeit als Coachin erarbeite, ist einfach formuliert und trotzdem schwer wirklich zu beantworten: Was liegt wirklich in meinem Einflussbereich?</w:t>
       </w:r>
     </w:p>
     <w:p>
@@ -5845,6 +5913,23 @@
           <w:szCs w:val="220"/>
         </w:rPr>
         <w:t xml:space="preserve">Das ist keine Gleichgültigkeit. Es ist Ehrlichkeit. Und diese Ehrlichkeit nützt am Ende auch den anderen, weil eine Frau, die weiss, was ihre Verantwortung ist und was nicht, das, was wirklich ihres ist, viel besser tragen kann.</w:t>
+      </w:r>
+    </w:p>
+    <w:p>
+      <w:pPr>
+        <w:spacing w:after="120" w:before="0"/>
+        <w:jc w:val="both"/>
+      </w:pPr>
+      <w:r>
+        <w:rPr>
+          <w:rFonts w:ascii="Georgia" w:cs="Georgia" w:eastAsia="Georgia" w:hAnsi="Georgia"/>
+          <w:b w:val="false"/>
+          <w:bCs w:val="false"/>
+          <w:color w:val="2C2C2C"/>
+          <w:sz w:val="220"/>
+          <w:szCs w:val="220"/>
+        </w:rPr>
+        <w:t xml:space="preserve">Eine konkrete Übung dafür: Schreib am Abend drei Dinge auf, die dich heute beschäftigt haben, obwohl du sie nicht beeinflusst hast. Die Laune des Partners. Der Streit der Kinder. Die Stimmung im Büro. Schreib neben jeden Punkt nur ein Wort. Meins. Oder: nicht meins. Mehr nicht. Du musst in diesem Moment nichts lösen. Du sortierst nur.</w:t>
       </w:r>
     </w:p>
     <w:p>
@@ -6134,7 +6219,7 @@
           <w:sz w:val="220"/>
           <w:szCs w:val="220"/>
         </w:rPr>
-        <w:t xml:space="preserve">Aus einem leeren Gefäss kann man nicht geben. Das weisst du. Und trotzdem lebst du manchmal, als wäre das Gefäss unendlich gross und würde sich von selbst wieder füllen. Aber das Gefäss füllt sich nur, wenn man es füllt. Mit Bewusstsein. Mit Entscheidung. Mit Handlungen, die ausschliesslich dir gehören.</w:t>
+        <w:t>Aus einem leeren Gefäss kann man nicht geben. Das weisst du, und trotzdem bleibt es oft leer. Nicht aus Vergessen, sondern weil die heimliche Chefin aus Kapitel 1 jeden Versuch, es zu füllen, sofort mit einer Rechnung beantwortet: Wer gibt dir das Recht, gerade jetzt? Das Gefäss füllt sich nur, wenn du diese Rechnung einmal nicht bezahlst. Mit einer Entscheidung. Mit einer Handlung, die ausschliesslich dir gehört.</w:t>
       </w:r>
     </w:p>
     <w:p>
@@ -7327,7 +7412,7 @@
           <w:sz w:val="220"/>
           <w:szCs w:val="220"/>
         </w:rPr>
-        <w:t xml:space="preserve">Was ich dir nicht versprechen kann: dass es einfach wird. Dass die Schuldgefühle verschwinden, nachdem du dieses Buch gelesen hast. Dass das Nervensystem sofort anders reagiert. Veränderung passiert nicht durch Lesen. Sie passiert durch das, was du danach tust. Durch die kleinen Entscheidungen, die du triffst. Durch das Bleiben beim Nein. Durch das Wahrnehmen des Körpers. Durch die Frage, die du dir stellst, wenn das Schuldgefühl kommt: Ist das meins?</w:t>
+        <w:t>Was ich dir nicht versprechen kann: dass es einfach wird. Dass die Schuldgefühle verschwinden, nachdem du dieses Buch gelesen hast. Dass dieser Teil von dir sofort anders reagiert. Veränderung passiert nicht durch Lesen. Sie passiert durch das, was du danach tust. Durch die kleinen Entscheidungen, die du triffst. Durch das Bleiben beim Nein. Durch das Wahrnehmen des Körpers. Durch die Frage, die du dir stellst, wenn das Schuldgefühl kommt: Ist das meins?</w:t>
       </w:r>
     </w:p>
     <w:p>
